--- a/notes/mexico-tfp-paradox/index.docx
+++ b/notes/mexico-tfp-paradox/index.docx
@@ -755,13 +755,13 @@
       </w:r>
     </w:p>
     <w:bookmarkEnd w:id="24"/>
-    <w:bookmarkStart w:id="25" w:name="limits-and-next-steps"/>
+    <w:bookmarkStart w:id="25" w:name="scope-and-next-steps"/>
     <w:p>
       <w:pPr>
         <w:pStyle w:val="Heading2"/>
       </w:pPr>
       <w:r>
-        <w:t xml:space="preserve">Limits and next steps</w:t>
+        <w:t xml:space="preserve">Scope and next steps</w:t>
       </w:r>
     </w:p>
     <w:p>
@@ -811,7 +811,7 @@
         <w:t xml:space="preserve"> </w:t>
       </w:r>
       <w:r>
-        <w:t xml:space="preserve">are generated from simulated data built to share the structure of the analysis (its variables, horizons and frequencies). They show how the method works and what its output looks like; they are not the project’s results. Results stated in the text are the project’s own. Methods are described at the level of a methods section. Code and data pipelines are not reproduced here.</w:t>
+        <w:t xml:space="preserve">are generated from simulated data built to share the structure of the analysis (its variables, horizons and frequencies). They show how each method works and what its output looks like. Results stated in the text, and figures that give a source, are the project’s own. Methods are described at the level of a methods section. Code and data pipelines are not reproduced here.</w:t>
       </w:r>
     </w:p>
     <w:bookmarkEnd w:id="26"/>

--- a/notes/mexico-tfp-paradox/index.docx
+++ b/notes/mexico-tfp-paradox/index.docx
@@ -769,7 +769,15 @@
         <w:pStyle w:val="FirstParagraph"/>
       </w:pPr>
       <w:r>
-        <w:t xml:space="preserve">The attribution of roughly 70 per cent to measurement is the investigation’s own judgement, built from sector ratios, plausibility arguments and the capital-share and oil tests. It is not an estimated decomposition and carries no confidence interval. The corrected productivity level of about 65 per cent of the US also rests on the same reasoning. Two things would strengthen it: a formal decomposition that nests the deflator channel as a parameter, and a sector-by-sector re-pricing using detailed international price survey data in place of aggregate factors. The sectoral database covers a limited set of countries and sectors, and the first decomposition runs had to be redone after a prices error, so the final numbers depend on the checks described above.</w:t>
+        <w:t xml:space="preserve">The investigation is built to separate real productivity performance from measurement in Mexico’s record, using sector ratios, plausibility arguments, and tests on the capital share and the oil sector. Its attribution of roughly 70 per cent to measurement, and the corrected productivity level of about 65 per cent of the US, are reasoned judgements built from those tests.</w:t>
+      </w:r>
+    </w:p>
+    <w:p>
+      <w:pPr>
+        <w:pStyle w:val="BodyText"/>
+      </w:pPr>
+      <w:r>
+        <w:t xml:space="preserve">The natural extensions are two. First, a formal decomposition that nests the deflator channel as a parameter and attaches confidence intervals to the attribution. Second, a sector-by-sector re-pricing with detailed international price survey data in place of aggregate factors, across more countries and sectors.</w:t>
       </w:r>
     </w:p>
     <w:bookmarkEnd w:id="25"/>

--- a/notes/mexico-tfp-paradox/index.docx
+++ b/notes/mexico-tfp-paradox/index.docx
@@ -260,7 +260,7 @@
         <w:t xml:space="preserve"> </w:t>
       </w:r>
       <w:r>
-        <w:t xml:space="preserve">Mexico’s oil sector expanded sharply in the late 1970s as oil prices rose. Mining and oil employed only a small share of the workforce but produced very high output per worker. The question is how much of the aggregate gap that single sector can carry. A shift-share style decomposition, which splits changes in aggregate productivity into within-sector and between-sector parts, was also used to check the plausibility of the sector series. An early version produced absurd growth figures because nominal rather than constant prices had been used; catching that against a simple cross-check on employment shares was part of the validation.</w:t>
+        <w:t xml:space="preserve">Mexico’s oil sector expanded sharply in the late 1970s as oil prices rose. Mining and oil employed only a small share of the workforce but produced very high output per worker. The question is how much of the aggregate gap that single sector can carry. A shift-share style decomposition, which splits changes in aggregate productivity into within-sector and between-sector parts, was also used to check the plausibility of the sector series. A simple cross-check on employment shares is part of the validation: it catches the classic trap of mixing nominal and constant prices, which shows up as implausible sectoral growth.</w:t>
       </w:r>
     </w:p>
     <w:p>

--- a/notes/mexico-tfp-paradox/index.docx
+++ b/notes/mexico-tfp-paradox/index.docx
@@ -15,7 +15,7 @@
         <w:pStyle w:val="Subtitle"/>
       </w:pPr>
       <w:r>
-        <w:t xml:space="preserve">A puzzle in the standard cross-country productivity data turns out to be mostly a price-comparison artefact</w:t>
+        <w:t xml:space="preserve">A puzzle in the standard cross-country productivity data, traced mostly to the price deflators used for purchasing-power comparisons</w:t>
       </w:r>
     </w:p>
     <w:p>
